--- a/doc/詞/唐朝/韋莊/韋莊-菩薩蠻·人人盡說江南好.docx
+++ b/doc/詞/唐朝/韋莊/韋莊-菩薩蠻·人人盡說江南好.docx
@@ -1,6 +1,6 @@
 
 <file path=word/document.xml><?xml version="1.0" encoding="utf-8"?>
-<w:document xmlns:wpc="http://schemas.microsoft.com/office/word/2010/wordprocessingCanvas" xmlns:cx="http://schemas.microsoft.com/office/drawing/2014/chartex" xmlns:cx1="http://schemas.microsoft.com/office/drawing/2015/9/8/chartex" xmlns:cx2="http://schemas.microsoft.com/office/drawing/2015/10/21/chartex" xmlns:cx3="http://schemas.microsoft.com/office/drawing/2016/5/9/chartex" xmlns:cx4="http://schemas.microsoft.com/office/drawing/2016/5/10/chartex" xmlns:cx5="http://schemas.microsoft.com/office/drawing/2016/5/11/chartex" xmlns:cx6="http://schemas.microsoft.com/office/drawing/2016/5/12/chartex" xmlns:cx7="http://schemas.microsoft.com/office/drawing/2016/5/13/chartex" xmlns:cx8="http://schemas.microsoft.com/office/drawing/2016/5/14/chartex" xmlns:mc="http://schemas.openxmlformats.org/markup-compatibility/2006" xmlns:aink="http://schemas.microsoft.com/office/drawing/2016/ink" xmlns:am3d="http://schemas.microsoft.com/office/drawing/2017/model3d" xmlns:o="urn:schemas-microsoft-com:office:office" xmlns:r="http://schemas.openxmlformats.org/officeDocument/2006/relationships" xmlns:m="http://schemas.openxmlformats.org/officeDocument/2006/math" xmlns:v="urn:schemas-microsoft-com:vml" xmlns:wp14="http://schemas.microsoft.com/office/word/2010/wordprocessingDrawing" xmlns:wp="http://schemas.openxmlformats.org/drawingml/2006/wordprocessingDrawing" xmlns:w10="urn:schemas-microsoft-com:office:word" xmlns:w="http://schemas.openxmlformats.org/wordprocessingml/2006/main" xmlns:w14="http://schemas.microsoft.com/office/word/2010/wordml" xmlns:w15="http://schemas.microsoft.com/office/word/2012/wordml" xmlns:w16cex="http://schemas.microsoft.com/office/word/2018/wordml/cex" xmlns:w16cid="http://schemas.microsoft.com/office/word/2016/wordml/cid" xmlns:w16="http://schemas.microsoft.com/office/word/2018/wordml" xmlns:w16sdtdh="http://schemas.microsoft.com/office/word/2020/wordml/sdtdatahash" xmlns:w16se="http://schemas.microsoft.com/office/word/2015/wordml/symex" xmlns:wpg="http://schemas.microsoft.com/office/word/2010/wordprocessingGroup" xmlns:wpi="http://schemas.microsoft.com/office/word/2010/wordprocessingInk" xmlns:wne="http://schemas.microsoft.com/office/word/2006/wordml" xmlns:wps="http://schemas.microsoft.com/office/word/2010/wordprocessingShape" mc:Ignorable="w14 w15 w16se w16cid w16 w16cex w16sdtdh wp14">
+<w:document xmlns:wpc="http://schemas.microsoft.com/office/word/2010/wordprocessingCanvas" xmlns:cx="http://schemas.microsoft.com/office/drawing/2014/chartex" xmlns:cx1="http://schemas.microsoft.com/office/drawing/2015/9/8/chartex" xmlns:cx2="http://schemas.microsoft.com/office/drawing/2015/10/21/chartex" xmlns:cx3="http://schemas.microsoft.com/office/drawing/2016/5/9/chartex" xmlns:cx4="http://schemas.microsoft.com/office/drawing/2016/5/10/chartex" xmlns:cx5="http://schemas.microsoft.com/office/drawing/2016/5/11/chartex" xmlns:cx6="http://schemas.microsoft.com/office/drawing/2016/5/12/chartex" xmlns:cx7="http://schemas.microsoft.com/office/drawing/2016/5/13/chartex" xmlns:cx8="http://schemas.microsoft.com/office/drawing/2016/5/14/chartex" xmlns:mc="http://schemas.openxmlformats.org/markup-compatibility/2006" xmlns:aink="http://schemas.microsoft.com/office/drawing/2016/ink" xmlns:am3d="http://schemas.microsoft.com/office/drawing/2017/model3d" xmlns:o="urn:schemas-microsoft-com:office:office" xmlns:oel="http://schemas.microsoft.com/office/2019/extlst" xmlns:r="http://schemas.openxmlformats.org/officeDocument/2006/relationships" xmlns:m="http://schemas.openxmlformats.org/officeDocument/2006/math" xmlns:v="urn:schemas-microsoft-com:vml" xmlns:wp14="http://schemas.microsoft.com/office/word/2010/wordprocessingDrawing" xmlns:wp="http://schemas.openxmlformats.org/drawingml/2006/wordprocessingDrawing" xmlns:w10="urn:schemas-microsoft-com:office:word" xmlns:w="http://schemas.openxmlformats.org/wordprocessingml/2006/main" xmlns:w14="http://schemas.microsoft.com/office/word/2010/wordml" xmlns:w15="http://schemas.microsoft.com/office/word/2012/wordml" xmlns:w16cex="http://schemas.microsoft.com/office/word/2018/wordml/cex" xmlns:w16cid="http://schemas.microsoft.com/office/word/2016/wordml/cid" xmlns:w16="http://schemas.microsoft.com/office/word/2018/wordml" xmlns:w16du="http://schemas.microsoft.com/office/word/2023/wordml/word16du" xmlns:w16sdtdh="http://schemas.microsoft.com/office/word/2020/wordml/sdtdatahash" xmlns:w16sdtfl="http://schemas.microsoft.com/office/word/2024/wordml/sdtformatlock" xmlns:w16se="http://schemas.microsoft.com/office/word/2015/wordml/symex" xmlns:wpg="http://schemas.microsoft.com/office/word/2010/wordprocessingGroup" xmlns:wpi="http://schemas.microsoft.com/office/word/2010/wordprocessingInk" xmlns:wne="http://schemas.microsoft.com/office/word/2006/wordml" xmlns:wps="http://schemas.microsoft.com/office/word/2010/wordprocessingShape" mc:Ignorable="w14 w15 w16se w16cid w16 w16cex w16sdtdh w16sdtfl w16du wp14">
   <w:body>
     <w:p>
       <w:pPr>
@@ -11,7 +11,6 @@
         </w:rPr>
       </w:pPr>
       <w:bookmarkStart w:id="0" w:name="_Hlk155038982"/>
-      <w:proofErr w:type="gramStart"/>
       <w:r>
         <w:rPr>
           <w:rFonts w:hint="eastAsia"/>
@@ -49,7 +48,6 @@
         <w:t>》</w:t>
       </w:r>
       <w:bookmarkEnd w:id="0"/>
-      <w:proofErr w:type="gramEnd"/>
       <w:r>
         <w:rPr>
           <w:rFonts w:hint="eastAsia"/>
@@ -88,19 +86,19 @@
           <w:sz w:val="32"/>
           <w:szCs w:val="32"/>
         </w:rPr>
-        <w:t>人人盡說江南好，遊人只合江南老。春</w:t>
-      </w:r>
-      <w:proofErr w:type="gramStart"/>
-      <w:r>
-        <w:rPr>
-          <w:rFonts w:hint="eastAsia"/>
+        <w:t>人人盡說江南好，遊人只合江南老。春水碧於天，畫船聽雨眠。</w:t>
+      </w:r>
+    </w:p>
+    <w:p>
+      <w:pPr>
+        <w:spacing w:after="0" w:line="520" w:lineRule="exact"/>
+        <w:ind w:left="0" w:right="0" w:firstLine="0"/>
+        <w:rPr>
           <w:color w:val="0F0F0F"/>
           <w:sz w:val="32"/>
           <w:szCs w:val="32"/>
         </w:rPr>
-        <w:t>水碧於</w:t>
-      </w:r>
-      <w:proofErr w:type="gramEnd"/>
+      </w:pPr>
       <w:r>
         <w:rPr>
           <w:rFonts w:hint="eastAsia"/>
@@ -108,69 +106,7 @@
           <w:sz w:val="32"/>
           <w:szCs w:val="32"/>
         </w:rPr>
-        <w:t>天，</w:t>
-      </w:r>
-      <w:proofErr w:type="gramStart"/>
-      <w:r>
-        <w:rPr>
-          <w:rFonts w:hint="eastAsia"/>
-          <w:color w:val="0F0F0F"/>
-          <w:sz w:val="32"/>
-          <w:szCs w:val="32"/>
-        </w:rPr>
-        <w:t>畫船聽雨眠。</w:t>
-      </w:r>
-      <w:proofErr w:type="gramEnd"/>
-    </w:p>
-    <w:p>
-      <w:pPr>
-        <w:spacing w:after="0" w:line="520" w:lineRule="exact"/>
-        <w:ind w:left="0" w:right="0" w:firstLine="0"/>
-        <w:rPr>
-          <w:color w:val="0F0F0F"/>
-          <w:sz w:val="32"/>
-          <w:szCs w:val="32"/>
-        </w:rPr>
-      </w:pPr>
-      <w:proofErr w:type="gramStart"/>
-      <w:r>
-        <w:rPr>
-          <w:rFonts w:hint="eastAsia"/>
-          <w:color w:val="0F0F0F"/>
-          <w:sz w:val="32"/>
-          <w:szCs w:val="32"/>
-        </w:rPr>
-        <w:t>壚</w:t>
-      </w:r>
-      <w:proofErr w:type="gramEnd"/>
-      <w:r>
-        <w:rPr>
-          <w:rFonts w:hint="eastAsia"/>
-          <w:color w:val="0F0F0F"/>
-          <w:sz w:val="32"/>
-          <w:szCs w:val="32"/>
-        </w:rPr>
-        <w:t>邊人</w:t>
-      </w:r>
-      <w:proofErr w:type="gramStart"/>
-      <w:r>
-        <w:rPr>
-          <w:rFonts w:hint="eastAsia"/>
-          <w:color w:val="0F0F0F"/>
-          <w:sz w:val="32"/>
-          <w:szCs w:val="32"/>
-        </w:rPr>
-        <w:t>似月，皓腕凝</w:t>
-      </w:r>
-      <w:proofErr w:type="gramEnd"/>
-      <w:r>
-        <w:rPr>
-          <w:rFonts w:hint="eastAsia"/>
-          <w:color w:val="0F0F0F"/>
-          <w:sz w:val="32"/>
-          <w:szCs w:val="32"/>
-        </w:rPr>
-        <w:t>霜雪。未老莫還鄉，還鄉須斷腸。</w:t>
+        <w:t>壚邊人似月，皓腕凝霜雪。未老莫還鄉，還鄉須斷腸。</w:t>
       </w:r>
     </w:p>
     <w:p>
@@ -212,7 +148,37 @@
           <w:color w:val="0F0F0F"/>
           <w:szCs w:val="28"/>
         </w:rPr>
-        <w:t>遊人只合江南老：這裡指飄泊</w:t>
+        <w:t>遊人：</w:t>
+      </w:r>
+      <w:r>
+        <w:rPr>
+          <w:color w:val="0F0F0F"/>
+          <w:szCs w:val="28"/>
+        </w:rPr>
+        <w:t>指來</w:t>
+      </w:r>
+      <w:r>
+        <w:rPr>
+          <w:color w:val="0F0F0F"/>
+          <w:szCs w:val="28"/>
+          <w:u w:val="single"/>
+        </w:rPr>
+        <w:t>江南</w:t>
+      </w:r>
+      <w:r>
+        <w:rPr>
+          <w:color w:val="0F0F0F"/>
+          <w:szCs w:val="28"/>
+        </w:rPr>
+        <w:t>遊覽、寄居或宦遊的人。</w:t>
+      </w:r>
+      <w:r>
+        <w:rPr>
+          <w:rFonts w:hint="eastAsia"/>
+          <w:color w:val="0F0F0F"/>
+          <w:szCs w:val="28"/>
+        </w:rPr>
+        <w:t>這裡指飄泊</w:t>
       </w:r>
       <w:r>
         <w:rPr>
@@ -252,7 +218,14 @@
           <w:color w:val="0F0F0F"/>
           <w:szCs w:val="28"/>
         </w:rPr>
-        <w:t>只合：只應。</w:t>
+        <w:t>只合：</w:t>
+      </w:r>
+      <w:r>
+        <w:rPr>
+          <w:color w:val="0F0F0F"/>
+          <w:szCs w:val="28"/>
+        </w:rPr>
+        <w:t>只應該、最適宜。</w:t>
       </w:r>
     </w:p>
     <w:p>
@@ -269,23 +242,35 @@
           <w:szCs w:val="28"/>
         </w:rPr>
       </w:pPr>
-      <w:proofErr w:type="gramStart"/>
       <w:r>
         <w:rPr>
           <w:rFonts w:hint="eastAsia"/>
           <w:color w:val="0F0F0F"/>
           <w:szCs w:val="28"/>
         </w:rPr>
-        <w:t>碧於天</w:t>
-      </w:r>
-      <w:proofErr w:type="gramEnd"/>
-      <w:r>
-        <w:rPr>
-          <w:rFonts w:hint="eastAsia"/>
+        <w:t>碧於天：</w:t>
+      </w:r>
+      <w:r>
+        <w:rPr>
           <w:color w:val="0F0F0F"/>
           <w:szCs w:val="28"/>
         </w:rPr>
-        <w:t>：一片碧綠，勝過天色。</w:t>
+        <w:t>清澈翠綠的程度超過了天空。形容</w:t>
+      </w:r>
+      <w:r>
+        <w:rPr>
+          <w:color w:val="0F0F0F"/>
+          <w:szCs w:val="28"/>
+          <w:u w:val="single"/>
+        </w:rPr>
+        <w:t>江南</w:t>
+      </w:r>
+      <w:r>
+        <w:rPr>
+          <w:color w:val="0F0F0F"/>
+          <w:szCs w:val="28"/>
+        </w:rPr>
+        <w:t>春水明淨清綠的美麗景色。</w:t>
       </w:r>
     </w:p>
     <w:p>
@@ -302,7 +287,6 @@
           <w:szCs w:val="28"/>
         </w:rPr>
       </w:pPr>
-      <w:proofErr w:type="gramStart"/>
       <w:r>
         <w:rPr>
           <w:rFonts w:hint="eastAsia"/>
@@ -311,7 +295,6 @@
         </w:rPr>
         <w:t>壚</w:t>
       </w:r>
-      <w:proofErr w:type="gramEnd"/>
       <w:r>
         <w:rPr>
           <w:rFonts w:hint="eastAsia"/>
@@ -320,7 +303,6 @@
         </w:rPr>
         <w:t>(</w:t>
       </w:r>
-      <w:proofErr w:type="gramStart"/>
       <w:r>
         <w:rPr>
           <w:rFonts w:hint="eastAsia"/>
@@ -330,7 +312,6 @@
         </w:rPr>
         <w:t>ㄌㄨˊ</w:t>
       </w:r>
-      <w:proofErr w:type="gramEnd"/>
       <w:r>
         <w:rPr>
           <w:rFonts w:hint="eastAsia"/>
@@ -345,165 +326,14 @@
           <w:color w:val="0F0F0F"/>
           <w:szCs w:val="28"/>
         </w:rPr>
-        <w:t>邊：指酒家。</w:t>
-      </w:r>
-    </w:p>
-    <w:p>
-      <w:pPr>
-        <w:pStyle w:val="a9"/>
-        <w:spacing w:after="0" w:line="440" w:lineRule="exact"/>
-        <w:ind w:leftChars="0" w:left="284" w:right="0" w:firstLine="0"/>
+        <w:t>邊：</w:t>
+      </w:r>
+      <w:r>
         <w:rPr>
           <w:color w:val="0F0F0F"/>
           <w:szCs w:val="28"/>
         </w:rPr>
-      </w:pPr>
-      <w:proofErr w:type="gramStart"/>
-      <w:r>
-        <w:rPr>
-          <w:rFonts w:hint="eastAsia"/>
-          <w:color w:val="0F0F0F"/>
-          <w:szCs w:val="28"/>
-        </w:rPr>
-        <w:t>壚</w:t>
-      </w:r>
-      <w:proofErr w:type="gramEnd"/>
-    </w:p>
-    <w:p>
-      <w:pPr>
-        <w:pStyle w:val="a9"/>
-        <w:numPr>
-          <w:ilvl w:val="0"/>
-          <w:numId w:val="31"/>
-        </w:numPr>
-        <w:spacing w:after="0" w:line="440" w:lineRule="exact"/>
-        <w:ind w:leftChars="0" w:right="0"/>
-        <w:rPr>
-          <w:color w:val="0F0F0F"/>
-          <w:szCs w:val="28"/>
-        </w:rPr>
-      </w:pPr>
-      <w:r>
-        <w:rPr>
-          <w:rFonts w:hint="eastAsia"/>
-          <w:color w:val="0F0F0F"/>
-          <w:szCs w:val="28"/>
-        </w:rPr>
-        <w:t>酒店中置放酒甕的土</w:t>
-      </w:r>
-      <w:proofErr w:type="gramStart"/>
-      <w:r>
-        <w:rPr>
-          <w:rFonts w:hint="eastAsia"/>
-          <w:color w:val="0F0F0F"/>
-          <w:szCs w:val="28"/>
-        </w:rPr>
-        <w:t>臺</w:t>
-      </w:r>
-      <w:proofErr w:type="gramEnd"/>
-      <w:r>
-        <w:rPr>
-          <w:rFonts w:hint="eastAsia"/>
-          <w:color w:val="0F0F0F"/>
-          <w:szCs w:val="28"/>
-        </w:rPr>
-        <w:t>子。【例】酒</w:t>
-      </w:r>
-      <w:bookmarkStart w:id="1" w:name="_Hlk155038152"/>
-      <w:proofErr w:type="gramStart"/>
-      <w:r>
-        <w:rPr>
-          <w:rFonts w:hint="eastAsia"/>
-          <w:color w:val="0F0F0F"/>
-          <w:szCs w:val="28"/>
-        </w:rPr>
-        <w:t>壚</w:t>
-      </w:r>
-      <w:bookmarkEnd w:id="1"/>
-      <w:proofErr w:type="gramEnd"/>
-    </w:p>
-    <w:p>
-      <w:pPr>
-        <w:pStyle w:val="a9"/>
-        <w:numPr>
-          <w:ilvl w:val="0"/>
-          <w:numId w:val="31"/>
-        </w:numPr>
-        <w:spacing w:after="0" w:line="440" w:lineRule="exact"/>
-        <w:ind w:leftChars="0" w:right="0"/>
-        <w:rPr>
-          <w:color w:val="0F0F0F"/>
-          <w:szCs w:val="28"/>
-        </w:rPr>
-      </w:pPr>
-      <w:proofErr w:type="gramStart"/>
-      <w:r>
-        <w:rPr>
-          <w:rFonts w:hint="eastAsia"/>
-          <w:color w:val="0F0F0F"/>
-          <w:szCs w:val="28"/>
-        </w:rPr>
-        <w:t>燃火用</w:t>
-      </w:r>
-      <w:proofErr w:type="gramEnd"/>
-      <w:r>
-        <w:rPr>
-          <w:rFonts w:hint="eastAsia"/>
-          <w:color w:val="0F0F0F"/>
-          <w:szCs w:val="28"/>
-        </w:rPr>
-        <w:t>的器具。【例】</w:t>
-      </w:r>
-      <w:proofErr w:type="gramStart"/>
-      <w:r>
-        <w:rPr>
-          <w:rFonts w:hint="eastAsia"/>
-          <w:color w:val="0F0F0F"/>
-          <w:szCs w:val="28"/>
-        </w:rPr>
-        <w:t>壚</w:t>
-      </w:r>
-      <w:proofErr w:type="gramEnd"/>
-      <w:r>
-        <w:rPr>
-          <w:rFonts w:hint="eastAsia"/>
-          <w:color w:val="0F0F0F"/>
-          <w:szCs w:val="28"/>
-        </w:rPr>
-        <w:t>子、茶</w:t>
-      </w:r>
-      <w:proofErr w:type="gramStart"/>
-      <w:r>
-        <w:rPr>
-          <w:rFonts w:hint="eastAsia"/>
-          <w:color w:val="0F0F0F"/>
-          <w:szCs w:val="28"/>
-        </w:rPr>
-        <w:t>壚</w:t>
-      </w:r>
-      <w:proofErr w:type="gramEnd"/>
-    </w:p>
-    <w:p>
-      <w:pPr>
-        <w:pStyle w:val="a9"/>
-        <w:numPr>
-          <w:ilvl w:val="0"/>
-          <w:numId w:val="31"/>
-        </w:numPr>
-        <w:spacing w:after="0" w:line="440" w:lineRule="exact"/>
-        <w:ind w:leftChars="0" w:right="0"/>
-        <w:rPr>
-          <w:color w:val="0F0F0F"/>
-          <w:szCs w:val="28"/>
-        </w:rPr>
-      </w:pPr>
-      <w:r>
-        <w:rPr>
-          <w:rFonts w:hint="eastAsia"/>
-          <w:color w:val="0F0F0F"/>
-          <w:szCs w:val="28"/>
-        </w:rPr>
-        <w:t>黑色而質地堅實的土壤。</w:t>
+        <w:t>酒家賣酒之處。此處泛指江南美麗溫柔的江南女子或酒家女。</w:t>
       </w:r>
     </w:p>
     <w:p>
@@ -520,33 +350,22 @@
           <w:szCs w:val="28"/>
         </w:rPr>
       </w:pPr>
-      <w:proofErr w:type="gramStart"/>
       <w:r>
         <w:rPr>
           <w:rFonts w:hint="eastAsia"/>
           <w:color w:val="0F0F0F"/>
           <w:szCs w:val="28"/>
         </w:rPr>
-        <w:t>皓</w:t>
-      </w:r>
-      <w:proofErr w:type="gramEnd"/>
+        <w:t>皓腕</w:t>
+      </w:r>
       <w:r>
         <w:rPr>
           <w:rFonts w:hint="eastAsia"/>
           <w:color w:val="0F0F0F"/>
           <w:szCs w:val="28"/>
         </w:rPr>
-        <w:t>腕</w:t>
-      </w:r>
-      <w:r>
-        <w:rPr>
-          <w:rFonts w:hint="eastAsia"/>
-          <w:color w:val="0F0F0F"/>
-          <w:szCs w:val="28"/>
-        </w:rPr>
         <w:t>(</w:t>
       </w:r>
-      <w:proofErr w:type="gramStart"/>
       <w:r>
         <w:rPr>
           <w:rFonts w:hint="eastAsia"/>
@@ -556,7 +375,6 @@
         </w:rPr>
         <w:t>ㄨㄢˋ</w:t>
       </w:r>
-      <w:proofErr w:type="gramEnd"/>
       <w:r>
         <w:rPr>
           <w:rFonts w:hint="eastAsia"/>
@@ -571,7 +389,78 @@
           <w:color w:val="0F0F0F"/>
           <w:szCs w:val="28"/>
         </w:rPr>
-        <w:t>凝霜雪：形容雙臂潔白如雪。凝霜雪，像霜雪凝聚那樣潔白。</w:t>
+        <w:t>凝霜雪：</w:t>
+      </w:r>
+      <w:r>
+        <w:rPr>
+          <w:color w:val="0F0F0F"/>
+          <w:szCs w:val="28"/>
+        </w:rPr>
+        <w:t>白皙</w:t>
+      </w:r>
+      <w:r>
+        <w:rPr>
+          <w:rFonts w:hint="eastAsia"/>
+          <w:color w:val="0F0F0F"/>
+          <w:szCs w:val="28"/>
+        </w:rPr>
+        <w:t>(</w:t>
+      </w:r>
+      <w:r>
+        <w:rPr>
+          <w:rFonts w:hint="eastAsia"/>
+          <w:color w:val="EE0000"/>
+          <w:sz w:val="16"/>
+          <w:szCs w:val="16"/>
+        </w:rPr>
+        <w:t>ㄒㄧ</w:t>
+      </w:r>
+      <w:r>
+        <w:rPr>
+          <w:rFonts w:hint="eastAsia"/>
+          <w:color w:val="0F0F0F"/>
+          <w:szCs w:val="28"/>
+        </w:rPr>
+        <w:t>)</w:t>
+      </w:r>
+      <w:r>
+        <w:rPr>
+          <w:color w:val="0F0F0F"/>
+          <w:szCs w:val="28"/>
+        </w:rPr>
+        <w:t>的手腕</w:t>
+      </w:r>
+      <w:r>
+        <w:rPr>
+          <w:rFonts w:hint="eastAsia"/>
+          <w:color w:val="0F0F0F"/>
+          <w:szCs w:val="28"/>
+        </w:rPr>
+        <w:t>(</w:t>
+      </w:r>
+      <w:r>
+        <w:rPr>
+          <w:rFonts w:hint="eastAsia"/>
+          <w:color w:val="EE0000"/>
+          <w:sz w:val="16"/>
+          <w:szCs w:val="16"/>
+        </w:rPr>
+        <w:t>ㄨㄢˋ</w:t>
+      </w:r>
+      <w:r>
+        <w:rPr>
+          <w:rFonts w:hint="eastAsia"/>
+          <w:color w:val="0F0F0F"/>
+          <w:szCs w:val="28"/>
+        </w:rPr>
+        <w:t>)</w:t>
+      </w:r>
+      <w:r>
+        <w:rPr>
+          <w:color w:val="0F0F0F"/>
+          <w:szCs w:val="28"/>
+        </w:rPr>
+        <w:t>白得就像凝結的霜雪一樣。形容女子膚色潔白細膩。</w:t>
       </w:r>
     </w:p>
     <w:p>
@@ -595,41 +484,14 @@
           <w:color w:val="0F0F0F"/>
           <w:szCs w:val="28"/>
         </w:rPr>
-        <w:t>未老莫還鄉，還鄉須斷腸：年尚未老，且在</w:t>
-      </w:r>
-      <w:r>
-        <w:rPr>
-          <w:rFonts w:hint="eastAsia"/>
+        <w:t>未老莫還鄉，還鄉須斷腸：</w:t>
+      </w:r>
+      <w:r>
+        <w:rPr>
           <w:color w:val="0F0F0F"/>
           <w:szCs w:val="28"/>
-          <w:u w:val="single"/>
-        </w:rPr>
-        <w:t>江南</w:t>
-      </w:r>
-      <w:r>
-        <w:rPr>
-          <w:rFonts w:hint="eastAsia"/>
-          <w:color w:val="0F0F0F"/>
-          <w:szCs w:val="28"/>
-        </w:rPr>
-        <w:t>行樂。如還鄉離開</w:t>
-      </w:r>
-      <w:r>
-        <w:rPr>
-          <w:rFonts w:hint="eastAsia"/>
-          <w:color w:val="0F0F0F"/>
-          <w:szCs w:val="28"/>
-          <w:u w:val="single"/>
-        </w:rPr>
-        <w:t>江南</w:t>
-      </w:r>
-      <w:r>
-        <w:rPr>
-          <w:rFonts w:hint="eastAsia"/>
-          <w:color w:val="0F0F0F"/>
-          <w:szCs w:val="28"/>
-        </w:rPr>
-        <w:t>，當使人悲痛不已。</w:t>
+        </w:rPr>
+        <w:t>年輕時不要急著回到故鄉，因為此時如果因戰亂或思鄉而貿然返回，面對殘破的故土與人事已非的情景，定會使人心碎腸斷。</w:t>
       </w:r>
     </w:p>
     <w:p>
@@ -653,7 +515,14 @@
           <w:color w:val="0F0F0F"/>
           <w:szCs w:val="28"/>
         </w:rPr>
-        <w:t>須：必定，肯定。</w:t>
+        <w:t>須：</w:t>
+      </w:r>
+      <w:r>
+        <w:rPr>
+          <w:color w:val="0F0F0F"/>
+          <w:szCs w:val="28"/>
+        </w:rPr>
+        <w:t>必定、一定。</w:t>
       </w:r>
     </w:p>
     <w:p>
@@ -687,13 +556,6 @@
           <w:rFonts w:hint="eastAsia"/>
           <w:szCs w:val="28"/>
         </w:rPr>
-        <w:t xml:space="preserve">　　</w:t>
-      </w:r>
-      <w:r>
-        <w:rPr>
-          <w:rFonts w:hint="eastAsia"/>
-          <w:szCs w:val="28"/>
-        </w:rPr>
         <w:t>人人都讚美</w:t>
       </w:r>
       <w:r>
@@ -711,7 +573,6 @@
         </w:rPr>
         <w:t>的美好，遊人只應該在</w:t>
       </w:r>
-      <w:proofErr w:type="gramStart"/>
       <w:r>
         <w:rPr>
           <w:rFonts w:hint="eastAsia"/>
@@ -725,32 +586,17 @@
           <w:rFonts w:hint="eastAsia"/>
           <w:szCs w:val="28"/>
         </w:rPr>
-        <w:t>終</w:t>
-      </w:r>
-      <w:proofErr w:type="gramEnd"/>
-      <w:r>
-        <w:rPr>
-          <w:rFonts w:hint="eastAsia"/>
-          <w:szCs w:val="28"/>
-        </w:rPr>
-        <w:t>老。春天的江水清澈碧綠，比晴朗的天空還要明淨；躺在彩繪的遊船中，聆聽著淅淅瀝瀝的雨聲安然入眠。</w:t>
+        <w:t>終老。春天的江水清澈碧綠，比晴朗的天空還要明淨；躺在彩繪的遊船中，聆聽著淅淅瀝瀝的雨聲安然入眠。</w:t>
       </w:r>
     </w:p>
     <w:p>
       <w:pPr>
-        <w:spacing w:after="0" w:line="440" w:lineRule="exact"/>
+        <w:spacing w:beforeLines="50" w:before="120" w:after="0" w:line="440" w:lineRule="exact"/>
         <w:ind w:left="0" w:right="0" w:firstLine="0"/>
         <w:rPr>
           <w:szCs w:val="28"/>
         </w:rPr>
       </w:pPr>
-      <w:r>
-        <w:rPr>
-          <w:rFonts w:hint="eastAsia"/>
-          <w:szCs w:val="28"/>
-        </w:rPr>
-        <w:t xml:space="preserve">　　</w:t>
-      </w:r>
       <w:r>
         <w:rPr>
           <w:rFonts w:hint="eastAsia"/>
@@ -795,7 +641,6 @@
         </w:rPr>
         <w:t xml:space="preserve">　　</w:t>
       </w:r>
-      <w:proofErr w:type="gramStart"/>
       <w:r>
         <w:rPr>
           <w:rFonts w:hint="eastAsia"/>
@@ -809,17 +654,8 @@
           <w:rFonts w:hint="eastAsia"/>
           <w:szCs w:val="28"/>
         </w:rPr>
-        <w:t>的</w:t>
-      </w:r>
-      <w:proofErr w:type="gramEnd"/>
-      <w:r>
-        <w:rPr>
-          <w:rFonts w:hint="eastAsia"/>
-          <w:szCs w:val="28"/>
-        </w:rPr>
-        <w:t>這首《菩薩蠻》是</w:t>
-      </w:r>
-      <w:proofErr w:type="gramStart"/>
+        <w:t>的這首《菩薩蠻》是</w:t>
+      </w:r>
       <w:r>
         <w:rPr>
           <w:rFonts w:hint="eastAsia"/>
@@ -833,31 +669,7 @@
           <w:rFonts w:hint="eastAsia"/>
           <w:szCs w:val="28"/>
         </w:rPr>
-        <w:t>詞壇</w:t>
-      </w:r>
-      <w:proofErr w:type="gramEnd"/>
-      <w:r>
-        <w:rPr>
-          <w:rFonts w:hint="eastAsia"/>
-          <w:szCs w:val="28"/>
-        </w:rPr>
-        <w:t>的千古絕唱。</w:t>
-      </w:r>
-      <w:proofErr w:type="gramStart"/>
-      <w:r>
-        <w:rPr>
-          <w:rFonts w:hint="eastAsia"/>
-          <w:szCs w:val="28"/>
-        </w:rPr>
-        <w:t>全詞表面</w:t>
-      </w:r>
-      <w:proofErr w:type="gramEnd"/>
-      <w:r>
-        <w:rPr>
-          <w:rFonts w:hint="eastAsia"/>
-          <w:szCs w:val="28"/>
-        </w:rPr>
-        <w:t>上極力描繪</w:t>
+        <w:t>詞壇的千古絕唱。全詞表面上極力描繪</w:t>
       </w:r>
       <w:r>
         <w:rPr>
@@ -872,55 +684,7 @@
           <w:rFonts w:hint="eastAsia"/>
           <w:szCs w:val="28"/>
         </w:rPr>
-        <w:t>的美好與安逸，實則包裹著詞人漂泊</w:t>
-      </w:r>
-      <w:proofErr w:type="gramStart"/>
-      <w:r>
-        <w:rPr>
-          <w:rFonts w:hint="eastAsia"/>
-          <w:szCs w:val="28"/>
-        </w:rPr>
-        <w:t>他鄉、</w:t>
-      </w:r>
-      <w:proofErr w:type="gramEnd"/>
-      <w:r>
-        <w:rPr>
-          <w:rFonts w:hint="eastAsia"/>
-          <w:szCs w:val="28"/>
-        </w:rPr>
-        <w:t>有家難回的深</w:t>
-      </w:r>
-      <w:proofErr w:type="gramStart"/>
-      <w:r>
-        <w:rPr>
-          <w:rFonts w:hint="eastAsia"/>
-          <w:szCs w:val="28"/>
-        </w:rPr>
-        <w:t>沉</w:t>
-      </w:r>
-      <w:proofErr w:type="gramEnd"/>
-      <w:r>
-        <w:rPr>
-          <w:rFonts w:hint="eastAsia"/>
-          <w:szCs w:val="28"/>
-        </w:rPr>
-        <w:t>悲涼，是一首典型的「以</w:t>
-      </w:r>
-      <w:proofErr w:type="gramStart"/>
-      <w:r>
-        <w:rPr>
-          <w:rFonts w:hint="eastAsia"/>
-          <w:szCs w:val="28"/>
-        </w:rPr>
-        <w:t>樂景寫哀</w:t>
-      </w:r>
-      <w:proofErr w:type="gramEnd"/>
-      <w:r>
-        <w:rPr>
-          <w:rFonts w:hint="eastAsia"/>
-          <w:szCs w:val="28"/>
-        </w:rPr>
-        <w:t>」的抒情傑作。</w:t>
+        <w:t>的美好與安逸，實則包裹著詞人漂泊他鄉、有家難回的深沉悲涼，是一首典型的「以樂景寫哀」的抒情傑作。</w:t>
       </w:r>
     </w:p>
     <w:p>
@@ -944,23 +708,7 @@
           <w:rFonts w:hint="eastAsia"/>
           <w:szCs w:val="28"/>
         </w:rPr>
-        <w:t>詞的上片從「人人盡說江南好」的</w:t>
-      </w:r>
-      <w:proofErr w:type="gramStart"/>
-      <w:r>
-        <w:rPr>
-          <w:rFonts w:hint="eastAsia"/>
-          <w:szCs w:val="28"/>
-        </w:rPr>
-        <w:t>讚歎</w:t>
-      </w:r>
-      <w:proofErr w:type="gramEnd"/>
-      <w:r>
-        <w:rPr>
-          <w:rFonts w:hint="eastAsia"/>
-          <w:szCs w:val="28"/>
-        </w:rPr>
-        <w:t>切入，這是客觀的社會共識，也是詞人滯留</w:t>
+        <w:t>詞的上片從「人人盡說江南好」的讚歎切入，這是客觀的社會共識，也是詞人滯留</w:t>
       </w:r>
       <w:r>
         <w:rPr>
@@ -991,7 +739,6 @@
         </w:rPr>
         <w:t>「只合」二字，帶有一種命運的無奈與妥協，暗示著並非不想回鄉，而是情勢所迫，只能選擇在</w:t>
       </w:r>
-      <w:proofErr w:type="gramStart"/>
       <w:r>
         <w:rPr>
           <w:rFonts w:hint="eastAsia"/>
@@ -1005,15 +752,7 @@
           <w:rFonts w:hint="eastAsia"/>
           <w:szCs w:val="28"/>
         </w:rPr>
-        <w:t>終</w:t>
-      </w:r>
-      <w:proofErr w:type="gramEnd"/>
-      <w:r>
-        <w:rPr>
-          <w:rFonts w:hint="eastAsia"/>
-          <w:szCs w:val="28"/>
-        </w:rPr>
-        <w:t>老。</w:t>
+        <w:t>終老。</w:t>
       </w:r>
     </w:p>
     <w:p>
@@ -1084,23 +823,7 @@
           <w:rFonts w:hint="eastAsia"/>
           <w:szCs w:val="28"/>
         </w:rPr>
-        <w:t>與閒適。「春</w:t>
-      </w:r>
-      <w:proofErr w:type="gramStart"/>
-      <w:r>
-        <w:rPr>
-          <w:rFonts w:hint="eastAsia"/>
-          <w:szCs w:val="28"/>
-        </w:rPr>
-        <w:t>水碧於</w:t>
-      </w:r>
-      <w:proofErr w:type="gramEnd"/>
-      <w:r>
-        <w:rPr>
-          <w:rFonts w:hint="eastAsia"/>
-          <w:szCs w:val="28"/>
-        </w:rPr>
-        <w:t>天」將</w:t>
+        <w:t>與閒適。「春水碧於天」將</w:t>
       </w:r>
       <w:r>
         <w:rPr>
@@ -1115,39 +838,7 @@
           <w:rFonts w:hint="eastAsia"/>
           <w:szCs w:val="28"/>
         </w:rPr>
-        <w:t>的春水描繪得比明淨的藍天還要澄澈，色彩鮮明；「</w:t>
-      </w:r>
-      <w:proofErr w:type="gramStart"/>
-      <w:r>
-        <w:rPr>
-          <w:rFonts w:hint="eastAsia"/>
-          <w:szCs w:val="28"/>
-        </w:rPr>
-        <w:t>畫船聽雨眠」</w:t>
-      </w:r>
-      <w:proofErr w:type="gramEnd"/>
-      <w:r>
-        <w:rPr>
-          <w:rFonts w:hint="eastAsia"/>
-          <w:szCs w:val="28"/>
-        </w:rPr>
-        <w:t>則寫盡了水鄉的安寧與詩意。在淅淅瀝瀝的春雨中，躺</w:t>
-      </w:r>
-      <w:proofErr w:type="gramStart"/>
-      <w:r>
-        <w:rPr>
-          <w:rFonts w:hint="eastAsia"/>
-          <w:szCs w:val="28"/>
-        </w:rPr>
-        <w:t>在雕畫精美</w:t>
-      </w:r>
-      <w:proofErr w:type="gramEnd"/>
-      <w:r>
-        <w:rPr>
-          <w:rFonts w:hint="eastAsia"/>
-          <w:szCs w:val="28"/>
-        </w:rPr>
-        <w:t>的船艙裡安然入睡，這種極致的閒適，正是無數遊子</w:t>
+        <w:t>的春水描繪得比明淨的藍天還要澄澈，色彩鮮明；「畫船聽雨眠」則寫盡了水鄉的安寧與詩意。在淅淅瀝瀝的春雨中，躺在雕畫精美的船艙裡安然入睡，這種極致的閒適，正是無數遊子</w:t>
       </w:r>
       <w:r>
         <w:rPr>
@@ -1180,93 +871,52 @@
           <w:rFonts w:hint="eastAsia"/>
           <w:szCs w:val="28"/>
         </w:rPr>
+        <w:t xml:space="preserve">　　</w:t>
+      </w:r>
+      <w:r>
+        <w:rPr>
+          <w:rFonts w:hint="eastAsia"/>
+          <w:szCs w:val="28"/>
+        </w:rPr>
+        <w:t>下片進一步深化這種美好，將焦點從自然景致轉向人文風情。「壚邊人似月，皓腕凝霜雪」，詞人借用</w:t>
+      </w:r>
+      <w:r>
+        <w:rPr>
+          <w:rFonts w:hint="eastAsia"/>
+          <w:szCs w:val="28"/>
+          <w:u w:val="single"/>
+        </w:rPr>
+        <w:t>卓文君</w:t>
+      </w:r>
+      <w:r>
+        <w:rPr>
+          <w:rFonts w:hint="eastAsia"/>
+          <w:szCs w:val="28"/>
+        </w:rPr>
+        <w:t>當壚賣酒的典故，描繪了</w:t>
+      </w:r>
+      <w:r>
+        <w:rPr>
+          <w:rFonts w:hint="eastAsia"/>
+          <w:szCs w:val="28"/>
+          <w:u w:val="single"/>
+        </w:rPr>
+        <w:t>江南</w:t>
+      </w:r>
+      <w:r>
+        <w:rPr>
+          <w:rFonts w:hint="eastAsia"/>
+          <w:szCs w:val="28"/>
+        </w:rPr>
+        <w:t>酒家女子的絕世美貌。</w:t>
+      </w:r>
+      <w:r>
+        <w:rPr>
+          <w:rFonts w:hint="eastAsia"/>
+          <w:szCs w:val="28"/>
+        </w:rPr>
         <w:lastRenderedPageBreak/>
-        <w:t xml:space="preserve">　　</w:t>
-      </w:r>
-      <w:r>
-        <w:rPr>
-          <w:rFonts w:hint="eastAsia"/>
-          <w:szCs w:val="28"/>
-        </w:rPr>
-        <w:t>下片進一步深化這種美好，將焦點從自然景致轉向人文風情。「</w:t>
-      </w:r>
-      <w:proofErr w:type="gramStart"/>
-      <w:r>
-        <w:rPr>
-          <w:rFonts w:hint="eastAsia"/>
-          <w:szCs w:val="28"/>
-        </w:rPr>
-        <w:t>壚</w:t>
-      </w:r>
-      <w:proofErr w:type="gramEnd"/>
-      <w:r>
-        <w:rPr>
-          <w:rFonts w:hint="eastAsia"/>
-          <w:szCs w:val="28"/>
-        </w:rPr>
-        <w:t>邊人</w:t>
-      </w:r>
-      <w:proofErr w:type="gramStart"/>
-      <w:r>
-        <w:rPr>
-          <w:rFonts w:hint="eastAsia"/>
-          <w:szCs w:val="28"/>
-        </w:rPr>
-        <w:t>似月，皓腕凝</w:t>
-      </w:r>
-      <w:proofErr w:type="gramEnd"/>
-      <w:r>
-        <w:rPr>
-          <w:rFonts w:hint="eastAsia"/>
-          <w:szCs w:val="28"/>
-        </w:rPr>
-        <w:t>霜雪」，詞人借用</w:t>
-      </w:r>
-      <w:r>
-        <w:rPr>
-          <w:rFonts w:hint="eastAsia"/>
-          <w:szCs w:val="28"/>
-          <w:u w:val="single"/>
-        </w:rPr>
-        <w:t>卓文君</w:t>
-      </w:r>
-      <w:r>
-        <w:rPr>
-          <w:rFonts w:hint="eastAsia"/>
-          <w:szCs w:val="28"/>
-        </w:rPr>
-        <w:t>當</w:t>
-      </w:r>
-      <w:proofErr w:type="gramStart"/>
-      <w:r>
-        <w:rPr>
-          <w:rFonts w:hint="eastAsia"/>
-          <w:szCs w:val="28"/>
-        </w:rPr>
-        <w:t>壚</w:t>
-      </w:r>
-      <w:proofErr w:type="gramEnd"/>
-      <w:r>
-        <w:rPr>
-          <w:rFonts w:hint="eastAsia"/>
-          <w:szCs w:val="28"/>
-        </w:rPr>
-        <w:t>賣酒的典故，描繪了</w:t>
-      </w:r>
-      <w:r>
-        <w:rPr>
-          <w:rFonts w:hint="eastAsia"/>
-          <w:szCs w:val="28"/>
-          <w:u w:val="single"/>
-        </w:rPr>
-        <w:t>江南</w:t>
-      </w:r>
-      <w:r>
-        <w:rPr>
-          <w:rFonts w:hint="eastAsia"/>
-          <w:szCs w:val="28"/>
-        </w:rPr>
-        <w:t>酒家女子的絕世美貌。她們面容皎潔如明月，雙手白皙如霜雪，舉手投足間充滿了</w:t>
+        <w:t>她們面容皎潔如明月，雙手白皙如霜雪，舉手投足間充滿了</w:t>
       </w:r>
       <w:r>
         <w:rPr>
@@ -1320,39 +970,7 @@
           <w:rFonts w:hint="eastAsia"/>
           <w:szCs w:val="28"/>
         </w:rPr>
-        <w:t>然而，正當讀者</w:t>
-      </w:r>
-      <w:proofErr w:type="gramStart"/>
-      <w:r>
-        <w:rPr>
-          <w:rFonts w:hint="eastAsia"/>
-          <w:szCs w:val="28"/>
-        </w:rPr>
-        <w:t>沉</w:t>
-      </w:r>
-      <w:proofErr w:type="gramEnd"/>
-      <w:r>
-        <w:rPr>
-          <w:rFonts w:hint="eastAsia"/>
-          <w:szCs w:val="28"/>
-        </w:rPr>
-        <w:t>浸在溫柔鄉時，</w:t>
-      </w:r>
-      <w:proofErr w:type="gramStart"/>
-      <w:r>
-        <w:rPr>
-          <w:rFonts w:hint="eastAsia"/>
-          <w:szCs w:val="28"/>
-        </w:rPr>
-        <w:t>結句</w:t>
-      </w:r>
-      <w:proofErr w:type="gramEnd"/>
-      <w:r>
-        <w:rPr>
-          <w:rFonts w:hint="eastAsia"/>
-          <w:szCs w:val="28"/>
-        </w:rPr>
-        <w:t>「未老莫還鄉，還鄉須斷腸」卻</w:t>
+        <w:t>然而，正當讀者沉浸在溫柔鄉時，結句「未老莫還鄉，還鄉須斷腸」卻</w:t>
       </w:r>
       <w:r>
         <w:rPr>
@@ -1368,23 +986,7 @@
           <w:rFonts w:hint="eastAsia"/>
           <w:szCs w:val="28"/>
         </w:rPr>
-        <w:t>轉折，爆發出強烈的哀傷。這兩句</w:t>
-      </w:r>
-      <w:proofErr w:type="gramStart"/>
-      <w:r>
-        <w:rPr>
-          <w:rFonts w:hint="eastAsia"/>
-          <w:szCs w:val="28"/>
-        </w:rPr>
-        <w:t>是全詞的</w:t>
-      </w:r>
-      <w:proofErr w:type="gramEnd"/>
-      <w:r>
-        <w:rPr>
-          <w:rFonts w:hint="eastAsia"/>
-          <w:szCs w:val="28"/>
-        </w:rPr>
-        <w:t>靈魂所在。「未老莫還鄉」看似是勸慰自己和旁人，實則是正話反說。此時的北方正值中原戰亂（黃巢之亂後），故鄉已成</w:t>
+        <w:t>轉折，爆發出強烈的哀傷。這兩句是全詞的靈魂所在。「未老莫還鄉」看似是勸慰自己和旁人，實則是正話反說。此時的北方正值中原戰亂（黃巢之亂後），故鄉已成</w:t>
       </w:r>
       <w:r>
         <w:rPr>
@@ -1402,7 +1004,6 @@
         </w:rPr>
         <w:t>，親人音訊</w:t>
       </w:r>
-      <w:proofErr w:type="gramStart"/>
       <w:r>
         <w:rPr>
           <w:rFonts w:hint="eastAsia"/>
@@ -1410,17 +1011,7 @@
           <w:bCs/>
           <w:szCs w:val="28"/>
         </w:rPr>
-        <w:t>杳</w:t>
-      </w:r>
-      <w:proofErr w:type="gramEnd"/>
-      <w:r>
-        <w:rPr>
-          <w:rFonts w:hint="eastAsia"/>
-          <w:b/>
-          <w:bCs/>
-          <w:szCs w:val="28"/>
-        </w:rPr>
-        <w:t>然</w:t>
+        <w:t>杳然</w:t>
       </w:r>
       <w:r>
         <w:rPr>
@@ -1467,57 +1058,15 @@
           <w:rFonts w:hint="eastAsia"/>
           <w:szCs w:val="28"/>
         </w:rPr>
-        <w:t>手法。江南的春</w:t>
-      </w:r>
-      <w:proofErr w:type="gramStart"/>
-      <w:r>
-        <w:rPr>
-          <w:rFonts w:hint="eastAsia"/>
-          <w:szCs w:val="28"/>
-        </w:rPr>
-        <w:t>水越碧綠、畫船</w:t>
-      </w:r>
-      <w:proofErr w:type="gramEnd"/>
-      <w:r>
-        <w:rPr>
-          <w:rFonts w:hint="eastAsia"/>
-          <w:szCs w:val="28"/>
-        </w:rPr>
-        <w:t>越安穩、美人越溫柔，就反襯出詞人背井離鄉的處境越無奈，心中的思鄉</w:t>
-      </w:r>
-      <w:proofErr w:type="gramStart"/>
-      <w:r>
-        <w:rPr>
-          <w:rFonts w:hint="eastAsia"/>
-          <w:szCs w:val="28"/>
-        </w:rPr>
-        <w:t>之痛越劇烈</w:t>
-      </w:r>
-      <w:proofErr w:type="gramEnd"/>
-      <w:r>
-        <w:rPr>
-          <w:rFonts w:hint="eastAsia"/>
-          <w:szCs w:val="28"/>
-        </w:rPr>
-        <w:t>。</w:t>
-      </w:r>
-      <w:proofErr w:type="gramStart"/>
+        <w:t>手法。江南的春水越碧綠、畫船越安穩、美人越溫柔，就反襯出詞人背井離鄉的處境越無奈，心中的思鄉之痛越劇烈。</w:t>
+      </w:r>
       <w:r>
         <w:rPr>
           <w:rFonts w:hint="eastAsia"/>
           <w:szCs w:val="28"/>
           <w:u w:val="single"/>
         </w:rPr>
-        <w:t>韋</w:t>
-      </w:r>
-      <w:proofErr w:type="gramEnd"/>
-      <w:r>
-        <w:rPr>
-          <w:rFonts w:hint="eastAsia"/>
-          <w:szCs w:val="28"/>
-          <w:u w:val="single"/>
-        </w:rPr>
-        <w:t>莊</w:t>
+        <w:t>韋莊</w:t>
       </w:r>
       <w:r>
         <w:rPr>
@@ -1533,19 +1082,8 @@
           <w:bCs/>
           <w:szCs w:val="28"/>
         </w:rPr>
-        <w:t>清</w:t>
-      </w:r>
-      <w:proofErr w:type="gramStart"/>
-      <w:r>
-        <w:rPr>
-          <w:rFonts w:hint="eastAsia"/>
-          <w:b/>
-          <w:bCs/>
-          <w:szCs w:val="28"/>
-        </w:rPr>
-        <w:t>麗疏淡</w:t>
-      </w:r>
-      <w:proofErr w:type="gramEnd"/>
+        <w:t>清麗疏淡</w:t>
+      </w:r>
       <w:r>
         <w:rPr>
           <w:rFonts w:hint="eastAsia"/>
@@ -1611,7 +1149,7 @@
           <w:ilvl w:val="0"/>
           <w:numId w:val="8"/>
         </w:numPr>
-        <w:spacing w:after="0" w:line="420" w:lineRule="exact"/>
+        <w:spacing w:after="0" w:line="440" w:lineRule="exact"/>
         <w:ind w:leftChars="0" w:left="284" w:right="0" w:hanging="284"/>
         <w:rPr>
           <w:szCs w:val="28"/>
@@ -1675,7 +1213,7 @@
           <w:ilvl w:val="0"/>
           <w:numId w:val="8"/>
         </w:numPr>
-        <w:spacing w:after="0" w:line="420" w:lineRule="exact"/>
+        <w:spacing w:after="0" w:line="440" w:lineRule="exact"/>
         <w:ind w:leftChars="0" w:left="284" w:right="0" w:hanging="284"/>
         <w:rPr>
           <w:szCs w:val="28"/>
@@ -1732,7 +1270,7 @@
           <w:ilvl w:val="0"/>
           <w:numId w:val="8"/>
         </w:numPr>
-        <w:spacing w:after="0" w:line="420" w:lineRule="exact"/>
+        <w:spacing w:after="0" w:line="440" w:lineRule="exact"/>
         <w:ind w:leftChars="0" w:left="284" w:right="0" w:hanging="284"/>
         <w:rPr>
           <w:szCs w:val="28"/>
@@ -1743,17 +1281,8 @@
           <w:rFonts w:hint="eastAsia"/>
           <w:szCs w:val="28"/>
         </w:rPr>
-        <w:t>夢</w:t>
-      </w:r>
-      <w:proofErr w:type="gramStart"/>
-      <w:r>
-        <w:rPr>
-          <w:rFonts w:hint="eastAsia"/>
-          <w:szCs w:val="28"/>
-        </w:rPr>
-        <w:t>寐</w:t>
-      </w:r>
-      <w:proofErr w:type="gramEnd"/>
+        <w:t>夢寐</w:t>
+      </w:r>
       <w:r>
         <w:rPr>
           <w:rFonts w:hint="eastAsia"/>
@@ -1761,7 +1290,6 @@
         </w:rPr>
         <w:t>(</w:t>
       </w:r>
-      <w:proofErr w:type="gramStart"/>
       <w:r>
         <w:rPr>
           <w:rFonts w:hint="eastAsia"/>
@@ -1771,7 +1299,6 @@
         </w:rPr>
         <w:t>ㄇㄟˋ</w:t>
       </w:r>
-      <w:proofErr w:type="gramEnd"/>
       <w:r>
         <w:rPr>
           <w:rFonts w:hint="eastAsia"/>
@@ -1793,44 +1320,19 @@
         </w:rPr>
         <w:t>：</w:t>
       </w:r>
-      <w:proofErr w:type="gramStart"/>
-      <w:r>
-        <w:rPr>
-          <w:rFonts w:hint="eastAsia"/>
-          <w:szCs w:val="28"/>
-        </w:rPr>
-        <w:t>寐</w:t>
-      </w:r>
-      <w:proofErr w:type="gramEnd"/>
-      <w:r>
-        <w:rPr>
-          <w:rFonts w:hint="eastAsia"/>
-          <w:szCs w:val="28"/>
-        </w:rPr>
-        <w:t>，睡著。形容願望非常迫切，連做夢都在追求。</w:t>
-      </w:r>
-      <w:r>
-        <w:rPr>
-          <w:rFonts w:hint="eastAsia"/>
-          <w:szCs w:val="28"/>
-        </w:rPr>
-        <w:t>形容那種在</w:t>
-      </w:r>
-      <w:proofErr w:type="gramStart"/>
-      <w:r>
-        <w:rPr>
-          <w:rFonts w:hint="eastAsia"/>
-          <w:szCs w:val="28"/>
-        </w:rPr>
-        <w:t>畫船聽</w:t>
-      </w:r>
-      <w:proofErr w:type="gramEnd"/>
-      <w:r>
-        <w:rPr>
-          <w:rFonts w:hint="eastAsia"/>
-          <w:szCs w:val="28"/>
-        </w:rPr>
-        <w:t>雨、安然入睡的閒適生活，是長年漂泊在外的遊子們，連做夢都極度渴望得到的理想安寧狀態。</w:t>
+      <w:r>
+        <w:rPr>
+          <w:rFonts w:hint="eastAsia"/>
+          <w:szCs w:val="28"/>
+        </w:rPr>
+        <w:t>寐，睡著。形容願望非常迫切，連做夢都在追求。</w:t>
+      </w:r>
+      <w:r>
+        <w:rPr>
+          <w:rFonts w:hint="eastAsia"/>
+          <w:szCs w:val="28"/>
+        </w:rPr>
+        <w:t>形容那種在畫船聽雨、安然入睡的閒適生活，是長年漂泊在外的遊子們，連做夢都極度渴望得到的理想安寧狀態。</w:t>
       </w:r>
     </w:p>
     <w:p>
@@ -1840,7 +1342,7 @@
           <w:ilvl w:val="0"/>
           <w:numId w:val="8"/>
         </w:numPr>
-        <w:spacing w:after="0" w:line="420" w:lineRule="exact"/>
+        <w:spacing w:after="0" w:line="440" w:lineRule="exact"/>
         <w:ind w:leftChars="0" w:left="284" w:right="0" w:hanging="284"/>
         <w:rPr>
           <w:szCs w:val="28"/>
@@ -1867,21 +1369,12 @@
         </w:rPr>
         <w:t>突然、驟然。形容事情發生的速度非常快，出乎意料。</w:t>
       </w:r>
-      <w:proofErr w:type="gramStart"/>
-      <w:r>
-        <w:rPr>
-          <w:rFonts w:hint="eastAsia"/>
-          <w:szCs w:val="28"/>
-        </w:rPr>
-        <w:t>指詞的</w:t>
-      </w:r>
-      <w:proofErr w:type="gramEnd"/>
-      <w:r>
-        <w:rPr>
-          <w:rFonts w:hint="eastAsia"/>
-          <w:szCs w:val="28"/>
-        </w:rPr>
-        <w:t>情感走向突然、出乎意料地發生劇烈轉變。前文還在讚美</w:t>
+      <w:r>
+        <w:rPr>
+          <w:rFonts w:hint="eastAsia"/>
+          <w:szCs w:val="28"/>
+        </w:rPr>
+        <w:t>指詞的情感走向突然、出乎意料地發生劇烈轉變。前文還在讚美</w:t>
       </w:r>
       <w:r>
         <w:rPr>
@@ -1896,23 +1389,7 @@
           <w:rFonts w:hint="eastAsia"/>
           <w:szCs w:val="28"/>
         </w:rPr>
-        <w:t>的美好，下一刻卻立刻轉入深</w:t>
-      </w:r>
-      <w:proofErr w:type="gramStart"/>
-      <w:r>
-        <w:rPr>
-          <w:rFonts w:hint="eastAsia"/>
-          <w:szCs w:val="28"/>
-        </w:rPr>
-        <w:t>沉</w:t>
-      </w:r>
-      <w:proofErr w:type="gramEnd"/>
-      <w:r>
-        <w:rPr>
-          <w:rFonts w:hint="eastAsia"/>
-          <w:szCs w:val="28"/>
-        </w:rPr>
-        <w:t>的悲傷。</w:t>
+        <w:t>的美好，下一刻卻立刻轉入深沉的悲傷。</w:t>
       </w:r>
     </w:p>
     <w:p>
@@ -1922,7 +1399,7 @@
           <w:ilvl w:val="0"/>
           <w:numId w:val="8"/>
         </w:numPr>
-        <w:spacing w:after="0" w:line="420" w:lineRule="exact"/>
+        <w:spacing w:after="0" w:line="440" w:lineRule="exact"/>
         <w:ind w:leftChars="0" w:left="284" w:right="0" w:hanging="284"/>
         <w:rPr>
           <w:szCs w:val="28"/>
@@ -1942,7 +1419,6 @@
         </w:rPr>
         <w:t>(</w:t>
       </w:r>
-      <w:proofErr w:type="gramStart"/>
       <w:r>
         <w:rPr>
           <w:rFonts w:hint="eastAsia"/>
@@ -1952,7 +1428,6 @@
         </w:rPr>
         <w:t>ㄒㄩ</w:t>
       </w:r>
-      <w:proofErr w:type="gramEnd"/>
       <w:r>
         <w:rPr>
           <w:rFonts w:hint="eastAsia"/>
@@ -1982,13 +1457,12 @@
           <w:ilvl w:val="0"/>
           <w:numId w:val="8"/>
         </w:numPr>
-        <w:spacing w:after="0" w:line="420" w:lineRule="exact"/>
+        <w:spacing w:after="0" w:line="440" w:lineRule="exact"/>
         <w:ind w:leftChars="0" w:left="284" w:right="0" w:hanging="284"/>
         <w:rPr>
           <w:szCs w:val="28"/>
         </w:rPr>
       </w:pPr>
-      <w:proofErr w:type="gramStart"/>
       <w:r>
         <w:rPr>
           <w:rFonts w:hint="eastAsia"/>
@@ -1996,7 +1470,6 @@
         </w:rPr>
         <w:t>杳</w:t>
       </w:r>
-      <w:proofErr w:type="gramEnd"/>
       <w:r>
         <w:rPr>
           <w:rFonts w:hint="eastAsia"/>
@@ -2004,7 +1477,6 @@
         </w:rPr>
         <w:t>(</w:t>
       </w:r>
-      <w:proofErr w:type="gramStart"/>
       <w:r>
         <w:rPr>
           <w:rFonts w:hint="eastAsia"/>
@@ -2014,7 +1486,6 @@
         </w:rPr>
         <w:t>一ㄠˇ</w:t>
       </w:r>
-      <w:proofErr w:type="gramEnd"/>
       <w:r>
         <w:rPr>
           <w:rFonts w:hint="eastAsia"/>
@@ -2036,21 +1507,12 @@
         </w:rPr>
         <w:t>：</w:t>
       </w:r>
-      <w:proofErr w:type="gramStart"/>
-      <w:r>
-        <w:rPr>
-          <w:rFonts w:hint="eastAsia"/>
-          <w:szCs w:val="28"/>
-        </w:rPr>
-        <w:t>杳</w:t>
-      </w:r>
-      <w:proofErr w:type="gramEnd"/>
-      <w:r>
-        <w:rPr>
-          <w:rFonts w:hint="eastAsia"/>
-          <w:szCs w:val="28"/>
-        </w:rPr>
-        <w:t>，遠得看不見。形容深遠沉寂，毫無蹤影或消息。形容家鄉的親人因為戰亂流離失所，消息完全斷絕，毫無蹤影、音訊全無的淒涼狀態。</w:t>
+      <w:r>
+        <w:rPr>
+          <w:rFonts w:hint="eastAsia"/>
+          <w:szCs w:val="28"/>
+        </w:rPr>
+        <w:t>杳，遠得看不見。形容深遠沉寂，毫無蹤影或消息。形容家鄉的親人因為戰亂流離失所，消息完全斷絕，毫無蹤影、音訊全無的淒涼狀態。</w:t>
       </w:r>
     </w:p>
     <w:p>
@@ -2060,7 +1522,7 @@
           <w:ilvl w:val="0"/>
           <w:numId w:val="8"/>
         </w:numPr>
-        <w:spacing w:after="0" w:line="420" w:lineRule="exact"/>
+        <w:spacing w:after="0" w:line="440" w:lineRule="exact"/>
         <w:ind w:leftChars="0" w:left="284" w:right="0" w:hanging="284"/>
         <w:rPr>
           <w:szCs w:val="28"/>
@@ -2110,14 +1572,12 @@
           <w:ilvl w:val="0"/>
           <w:numId w:val="8"/>
         </w:numPr>
-        <w:spacing w:after="0" w:line="420" w:lineRule="exact"/>
+        <w:spacing w:after="0" w:line="440" w:lineRule="exact"/>
         <w:ind w:leftChars="0" w:left="284" w:right="0" w:hanging="284"/>
         <w:rPr>
-          <w:rFonts w:hint="eastAsia"/>
-          <w:szCs w:val="28"/>
-        </w:rPr>
-      </w:pPr>
-      <w:proofErr w:type="gramStart"/>
+          <w:szCs w:val="28"/>
+        </w:rPr>
+      </w:pPr>
       <w:r>
         <w:rPr>
           <w:rFonts w:hint="eastAsia"/>
@@ -2125,7 +1585,6 @@
         </w:rPr>
         <w:t>清麗疏淡</w:t>
       </w:r>
-      <w:proofErr w:type="gramEnd"/>
       <w:r>
         <w:rPr>
           <w:rFonts w:hint="eastAsia"/>
@@ -2147,7 +1606,6 @@
         </w:rPr>
         <w:t>秀美麗（清麗），且自然流暢、不雕琢堆砌華麗詞藻（疏淡）。形容</w:t>
       </w:r>
-      <w:proofErr w:type="gramStart"/>
       <w:r>
         <w:rPr>
           <w:rFonts w:hint="eastAsia"/>
@@ -2161,15 +1619,7 @@
           <w:rFonts w:hint="eastAsia"/>
           <w:szCs w:val="28"/>
         </w:rPr>
-        <w:t>這</w:t>
-      </w:r>
-      <w:proofErr w:type="gramEnd"/>
-      <w:r>
-        <w:rPr>
-          <w:rFonts w:hint="eastAsia"/>
-          <w:szCs w:val="28"/>
-        </w:rPr>
-        <w:t>首詞的語言風格。他的文字清新秀麗，同時又自然流暢、不刻意雕琢與堆砌華麗詞藻，卻能表達出最深厚的情感。</w:t>
+        <w:t>這首詞的語言風格。他的文字清新秀麗，同時又自然流暢、不刻意雕琢與堆砌華麗詞藻，卻能表達出最深厚的情感。</w:t>
       </w:r>
     </w:p>
     <w:sectPr>
@@ -2184,7 +1634,7 @@
 </file>
 
 <file path=word/endnotes.xml><?xml version="1.0" encoding="utf-8"?>
-<w:endnotes xmlns:wpc="http://schemas.microsoft.com/office/word/2010/wordprocessingCanvas" xmlns:cx="http://schemas.microsoft.com/office/drawing/2014/chartex" xmlns:cx1="http://schemas.microsoft.com/office/drawing/2015/9/8/chartex" xmlns:cx2="http://schemas.microsoft.com/office/drawing/2015/10/21/chartex" xmlns:cx3="http://schemas.microsoft.com/office/drawing/2016/5/9/chartex" xmlns:cx4="http://schemas.microsoft.com/office/drawing/2016/5/10/chartex" xmlns:cx5="http://schemas.microsoft.com/office/drawing/2016/5/11/chartex" xmlns:cx6="http://schemas.microsoft.com/office/drawing/2016/5/12/chartex" xmlns:cx7="http://schemas.microsoft.com/office/drawing/2016/5/13/chartex" xmlns:cx8="http://schemas.microsoft.com/office/drawing/2016/5/14/chartex" xmlns:mc="http://schemas.openxmlformats.org/markup-compatibility/2006" xmlns:aink="http://schemas.microsoft.com/office/drawing/2016/ink" xmlns:am3d="http://schemas.microsoft.com/office/drawing/2017/model3d" xmlns:o="urn:schemas-microsoft-com:office:office" xmlns:r="http://schemas.openxmlformats.org/officeDocument/2006/relationships" xmlns:m="http://schemas.openxmlformats.org/officeDocument/2006/math" xmlns:v="urn:schemas-microsoft-com:vml" xmlns:wp14="http://schemas.microsoft.com/office/word/2010/wordprocessingDrawing" xmlns:wp="http://schemas.openxmlformats.org/drawingml/2006/wordprocessingDrawing" xmlns:w10="urn:schemas-microsoft-com:office:word" xmlns:w="http://schemas.openxmlformats.org/wordprocessingml/2006/main" xmlns:w14="http://schemas.microsoft.com/office/word/2010/wordml" xmlns:w15="http://schemas.microsoft.com/office/word/2012/wordml" xmlns:w16cex="http://schemas.microsoft.com/office/word/2018/wordml/cex" xmlns:w16cid="http://schemas.microsoft.com/office/word/2016/wordml/cid" xmlns:w16="http://schemas.microsoft.com/office/word/2018/wordml" xmlns:w16sdtdh="http://schemas.microsoft.com/office/word/2020/wordml/sdtdatahash" xmlns:w16se="http://schemas.microsoft.com/office/word/2015/wordml/symex" xmlns:wpg="http://schemas.microsoft.com/office/word/2010/wordprocessingGroup" xmlns:wpi="http://schemas.microsoft.com/office/word/2010/wordprocessingInk" xmlns:wne="http://schemas.microsoft.com/office/word/2006/wordml" xmlns:wps="http://schemas.microsoft.com/office/word/2010/wordprocessingShape" mc:Ignorable="w14 w15 w16se w16cid w16 w16cex w16sdtdh wp14">
+<w:endnotes xmlns:wpc="http://schemas.microsoft.com/office/word/2010/wordprocessingCanvas" xmlns:cx="http://schemas.microsoft.com/office/drawing/2014/chartex" xmlns:cx1="http://schemas.microsoft.com/office/drawing/2015/9/8/chartex" xmlns:cx2="http://schemas.microsoft.com/office/drawing/2015/10/21/chartex" xmlns:cx3="http://schemas.microsoft.com/office/drawing/2016/5/9/chartex" xmlns:cx4="http://schemas.microsoft.com/office/drawing/2016/5/10/chartex" xmlns:cx5="http://schemas.microsoft.com/office/drawing/2016/5/11/chartex" xmlns:cx6="http://schemas.microsoft.com/office/drawing/2016/5/12/chartex" xmlns:cx7="http://schemas.microsoft.com/office/drawing/2016/5/13/chartex" xmlns:cx8="http://schemas.microsoft.com/office/drawing/2016/5/14/chartex" xmlns:mc="http://schemas.openxmlformats.org/markup-compatibility/2006" xmlns:aink="http://schemas.microsoft.com/office/drawing/2016/ink" xmlns:am3d="http://schemas.microsoft.com/office/drawing/2017/model3d" xmlns:o="urn:schemas-microsoft-com:office:office" xmlns:oel="http://schemas.microsoft.com/office/2019/extlst" xmlns:r="http://schemas.openxmlformats.org/officeDocument/2006/relationships" xmlns:m="http://schemas.openxmlformats.org/officeDocument/2006/math" xmlns:v="urn:schemas-microsoft-com:vml" xmlns:wp14="http://schemas.microsoft.com/office/word/2010/wordprocessingDrawing" xmlns:wp="http://schemas.openxmlformats.org/drawingml/2006/wordprocessingDrawing" xmlns:w10="urn:schemas-microsoft-com:office:word" xmlns:w="http://schemas.openxmlformats.org/wordprocessingml/2006/main" xmlns:w14="http://schemas.microsoft.com/office/word/2010/wordml" xmlns:w15="http://schemas.microsoft.com/office/word/2012/wordml" xmlns:w16cex="http://schemas.microsoft.com/office/word/2018/wordml/cex" xmlns:w16cid="http://schemas.microsoft.com/office/word/2016/wordml/cid" xmlns:w16="http://schemas.microsoft.com/office/word/2018/wordml" xmlns:w16du="http://schemas.microsoft.com/office/word/2023/wordml/word16du" xmlns:w16sdtdh="http://schemas.microsoft.com/office/word/2020/wordml/sdtdatahash" xmlns:w16sdtfl="http://schemas.microsoft.com/office/word/2024/wordml/sdtformatlock" xmlns:w16se="http://schemas.microsoft.com/office/word/2015/wordml/symex" xmlns:wpg="http://schemas.microsoft.com/office/word/2010/wordprocessingGroup" xmlns:wpi="http://schemas.microsoft.com/office/word/2010/wordprocessingInk" xmlns:wne="http://schemas.microsoft.com/office/word/2006/wordml" xmlns:wps="http://schemas.microsoft.com/office/word/2010/wordprocessingShape" mc:Ignorable="w14 w15 w16se w16cid w16 w16cex w16sdtdh w16sdtfl w16du wp14">
   <w:endnote w:type="separator" w:id="-1">
     <w:p>
       <w:pPr>
@@ -2209,7 +1659,7 @@
 </file>
 
 <file path=word/footer1.xml><?xml version="1.0" encoding="utf-8"?>
-<w:ftr xmlns:wpc="http://schemas.microsoft.com/office/word/2010/wordprocessingCanvas" xmlns:cx="http://schemas.microsoft.com/office/drawing/2014/chartex" xmlns:cx1="http://schemas.microsoft.com/office/drawing/2015/9/8/chartex" xmlns:cx2="http://schemas.microsoft.com/office/drawing/2015/10/21/chartex" xmlns:cx3="http://schemas.microsoft.com/office/drawing/2016/5/9/chartex" xmlns:cx4="http://schemas.microsoft.com/office/drawing/2016/5/10/chartex" xmlns:cx5="http://schemas.microsoft.com/office/drawing/2016/5/11/chartex" xmlns:cx6="http://schemas.microsoft.com/office/drawing/2016/5/12/chartex" xmlns:cx7="http://schemas.microsoft.com/office/drawing/2016/5/13/chartex" xmlns:cx8="http://schemas.microsoft.com/office/drawing/2016/5/14/chartex" xmlns:mc="http://schemas.openxmlformats.org/markup-compatibility/2006" xmlns:aink="http://schemas.microsoft.com/office/drawing/2016/ink" xmlns:am3d="http://schemas.microsoft.com/office/drawing/2017/model3d" xmlns:o="urn:schemas-microsoft-com:office:office" xmlns:r="http://schemas.openxmlformats.org/officeDocument/2006/relationships" xmlns:m="http://schemas.openxmlformats.org/officeDocument/2006/math" xmlns:v="urn:schemas-microsoft-com:vml" xmlns:wp14="http://schemas.microsoft.com/office/word/2010/wordprocessingDrawing" xmlns:wp="http://schemas.openxmlformats.org/drawingml/2006/wordprocessingDrawing" xmlns:w10="urn:schemas-microsoft-com:office:word" xmlns:w="http://schemas.openxmlformats.org/wordprocessingml/2006/main" xmlns:w14="http://schemas.microsoft.com/office/word/2010/wordml" xmlns:w15="http://schemas.microsoft.com/office/word/2012/wordml" xmlns:w16cex="http://schemas.microsoft.com/office/word/2018/wordml/cex" xmlns:w16cid="http://schemas.microsoft.com/office/word/2016/wordml/cid" xmlns:w16="http://schemas.microsoft.com/office/word/2018/wordml" xmlns:w16sdtdh="http://schemas.microsoft.com/office/word/2020/wordml/sdtdatahash" xmlns:w16se="http://schemas.microsoft.com/office/word/2015/wordml/symex" xmlns:wpg="http://schemas.microsoft.com/office/word/2010/wordprocessingGroup" xmlns:wpi="http://schemas.microsoft.com/office/word/2010/wordprocessingInk" xmlns:wne="http://schemas.microsoft.com/office/word/2006/wordml" xmlns:wps="http://schemas.microsoft.com/office/word/2010/wordprocessingShape" mc:Ignorable="w14 w15 w16se w16cid w16 w16cex w16sdtdh wp14">
+<w:ftr xmlns:wpc="http://schemas.microsoft.com/office/word/2010/wordprocessingCanvas" xmlns:cx="http://schemas.microsoft.com/office/drawing/2014/chartex" xmlns:cx1="http://schemas.microsoft.com/office/drawing/2015/9/8/chartex" xmlns:cx2="http://schemas.microsoft.com/office/drawing/2015/10/21/chartex" xmlns:cx3="http://schemas.microsoft.com/office/drawing/2016/5/9/chartex" xmlns:cx4="http://schemas.microsoft.com/office/drawing/2016/5/10/chartex" xmlns:cx5="http://schemas.microsoft.com/office/drawing/2016/5/11/chartex" xmlns:cx6="http://schemas.microsoft.com/office/drawing/2016/5/12/chartex" xmlns:cx7="http://schemas.microsoft.com/office/drawing/2016/5/13/chartex" xmlns:cx8="http://schemas.microsoft.com/office/drawing/2016/5/14/chartex" xmlns:mc="http://schemas.openxmlformats.org/markup-compatibility/2006" xmlns:aink="http://schemas.microsoft.com/office/drawing/2016/ink" xmlns:am3d="http://schemas.microsoft.com/office/drawing/2017/model3d" xmlns:o="urn:schemas-microsoft-com:office:office" xmlns:oel="http://schemas.microsoft.com/office/2019/extlst" xmlns:r="http://schemas.openxmlformats.org/officeDocument/2006/relationships" xmlns:m="http://schemas.openxmlformats.org/officeDocument/2006/math" xmlns:v="urn:schemas-microsoft-com:vml" xmlns:wp14="http://schemas.microsoft.com/office/word/2010/wordprocessingDrawing" xmlns:wp="http://schemas.openxmlformats.org/drawingml/2006/wordprocessingDrawing" xmlns:w10="urn:schemas-microsoft-com:office:word" xmlns:w="http://schemas.openxmlformats.org/wordprocessingml/2006/main" xmlns:w14="http://schemas.microsoft.com/office/word/2010/wordml" xmlns:w15="http://schemas.microsoft.com/office/word/2012/wordml" xmlns:w16cex="http://schemas.microsoft.com/office/word/2018/wordml/cex" xmlns:w16cid="http://schemas.microsoft.com/office/word/2016/wordml/cid" xmlns:w16="http://schemas.microsoft.com/office/word/2018/wordml" xmlns:w16du="http://schemas.microsoft.com/office/word/2023/wordml/word16du" xmlns:w16sdtdh="http://schemas.microsoft.com/office/word/2020/wordml/sdtdatahash" xmlns:w16sdtfl="http://schemas.microsoft.com/office/word/2024/wordml/sdtformatlock" xmlns:w16se="http://schemas.microsoft.com/office/word/2015/wordml/symex" xmlns:wpg="http://schemas.microsoft.com/office/word/2010/wordprocessingGroup" xmlns:wpi="http://schemas.microsoft.com/office/word/2010/wordprocessingInk" xmlns:wne="http://schemas.microsoft.com/office/word/2006/wordml" xmlns:wps="http://schemas.microsoft.com/office/word/2010/wordprocessingShape" mc:Ignorable="w14 w15 w16se w16cid w16 w16cex w16sdtdh w16sdtfl w16du wp14">
   <w:sdt>
     <w:sdtPr>
       <w:id w:val="-252429454"/>
@@ -2218,7 +1668,6 @@
         <w:docPartUnique/>
       </w:docPartObj>
     </w:sdtPr>
-    <w:sdtEndPr/>
     <w:sdtContent>
       <w:p>
         <w:pPr>
@@ -2226,14 +1675,12 @@
           <w:ind w:right="-2"/>
           <w:jc w:val="right"/>
         </w:pPr>
-        <w:proofErr w:type="gramStart"/>
         <w:r>
           <w:rPr>
             <w:rFonts w:hint="eastAsia"/>
           </w:rPr>
           <w:t>韋莊《菩薩蠻·人人盡說江南好》</w:t>
         </w:r>
-        <w:proofErr w:type="gramEnd"/>
         <w:r>
           <w:fldChar w:fldCharType="begin"/>
         </w:r>
@@ -2264,7 +1711,7 @@
 </file>
 
 <file path=word/footnotes.xml><?xml version="1.0" encoding="utf-8"?>
-<w:footnotes xmlns:wpc="http://schemas.microsoft.com/office/word/2010/wordprocessingCanvas" xmlns:cx="http://schemas.microsoft.com/office/drawing/2014/chartex" xmlns:cx1="http://schemas.microsoft.com/office/drawing/2015/9/8/chartex" xmlns:cx2="http://schemas.microsoft.com/office/drawing/2015/10/21/chartex" xmlns:cx3="http://schemas.microsoft.com/office/drawing/2016/5/9/chartex" xmlns:cx4="http://schemas.microsoft.com/office/drawing/2016/5/10/chartex" xmlns:cx5="http://schemas.microsoft.com/office/drawing/2016/5/11/chartex" xmlns:cx6="http://schemas.microsoft.com/office/drawing/2016/5/12/chartex" xmlns:cx7="http://schemas.microsoft.com/office/drawing/2016/5/13/chartex" xmlns:cx8="http://schemas.microsoft.com/office/drawing/2016/5/14/chartex" xmlns:mc="http://schemas.openxmlformats.org/markup-compatibility/2006" xmlns:aink="http://schemas.microsoft.com/office/drawing/2016/ink" xmlns:am3d="http://schemas.microsoft.com/office/drawing/2017/model3d" xmlns:o="urn:schemas-microsoft-com:office:office" xmlns:r="http://schemas.openxmlformats.org/officeDocument/2006/relationships" xmlns:m="http://schemas.openxmlformats.org/officeDocument/2006/math" xmlns:v="urn:schemas-microsoft-com:vml" xmlns:wp14="http://schemas.microsoft.com/office/word/2010/wordprocessingDrawing" xmlns:wp="http://schemas.openxmlformats.org/drawingml/2006/wordprocessingDrawing" xmlns:w10="urn:schemas-microsoft-com:office:word" xmlns:w="http://schemas.openxmlformats.org/wordprocessingml/2006/main" xmlns:w14="http://schemas.microsoft.com/office/word/2010/wordml" xmlns:w15="http://schemas.microsoft.com/office/word/2012/wordml" xmlns:w16cex="http://schemas.microsoft.com/office/word/2018/wordml/cex" xmlns:w16cid="http://schemas.microsoft.com/office/word/2016/wordml/cid" xmlns:w16="http://schemas.microsoft.com/office/word/2018/wordml" xmlns:w16sdtdh="http://schemas.microsoft.com/office/word/2020/wordml/sdtdatahash" xmlns:w16se="http://schemas.microsoft.com/office/word/2015/wordml/symex" xmlns:wpg="http://schemas.microsoft.com/office/word/2010/wordprocessingGroup" xmlns:wpi="http://schemas.microsoft.com/office/word/2010/wordprocessingInk" xmlns:wne="http://schemas.microsoft.com/office/word/2006/wordml" xmlns:wps="http://schemas.microsoft.com/office/word/2010/wordprocessingShape" mc:Ignorable="w14 w15 w16se w16cid w16 w16cex w16sdtdh wp14">
+<w:footnotes xmlns:wpc="http://schemas.microsoft.com/office/word/2010/wordprocessingCanvas" xmlns:cx="http://schemas.microsoft.com/office/drawing/2014/chartex" xmlns:cx1="http://schemas.microsoft.com/office/drawing/2015/9/8/chartex" xmlns:cx2="http://schemas.microsoft.com/office/drawing/2015/10/21/chartex" xmlns:cx3="http://schemas.microsoft.com/office/drawing/2016/5/9/chartex" xmlns:cx4="http://schemas.microsoft.com/office/drawing/2016/5/10/chartex" xmlns:cx5="http://schemas.microsoft.com/office/drawing/2016/5/11/chartex" xmlns:cx6="http://schemas.microsoft.com/office/drawing/2016/5/12/chartex" xmlns:cx7="http://schemas.microsoft.com/office/drawing/2016/5/13/chartex" xmlns:cx8="http://schemas.microsoft.com/office/drawing/2016/5/14/chartex" xmlns:mc="http://schemas.openxmlformats.org/markup-compatibility/2006" xmlns:aink="http://schemas.microsoft.com/office/drawing/2016/ink" xmlns:am3d="http://schemas.microsoft.com/office/drawing/2017/model3d" xmlns:o="urn:schemas-microsoft-com:office:office" xmlns:oel="http://schemas.microsoft.com/office/2019/extlst" xmlns:r="http://schemas.openxmlformats.org/officeDocument/2006/relationships" xmlns:m="http://schemas.openxmlformats.org/officeDocument/2006/math" xmlns:v="urn:schemas-microsoft-com:vml" xmlns:wp14="http://schemas.microsoft.com/office/word/2010/wordprocessingDrawing" xmlns:wp="http://schemas.openxmlformats.org/drawingml/2006/wordprocessingDrawing" xmlns:w10="urn:schemas-microsoft-com:office:word" xmlns:w="http://schemas.openxmlformats.org/wordprocessingml/2006/main" xmlns:w14="http://schemas.microsoft.com/office/word/2010/wordml" xmlns:w15="http://schemas.microsoft.com/office/word/2012/wordml" xmlns:w16cex="http://schemas.microsoft.com/office/word/2018/wordml/cex" xmlns:w16cid="http://schemas.microsoft.com/office/word/2016/wordml/cid" xmlns:w16="http://schemas.microsoft.com/office/word/2018/wordml" xmlns:w16du="http://schemas.microsoft.com/office/word/2023/wordml/word16du" xmlns:w16sdtdh="http://schemas.microsoft.com/office/word/2020/wordml/sdtdatahash" xmlns:w16sdtfl="http://schemas.microsoft.com/office/word/2024/wordml/sdtformatlock" xmlns:w16se="http://schemas.microsoft.com/office/word/2015/wordml/symex" xmlns:wpg="http://schemas.microsoft.com/office/word/2010/wordprocessingGroup" xmlns:wpi="http://schemas.microsoft.com/office/word/2010/wordprocessingInk" xmlns:wne="http://schemas.microsoft.com/office/word/2006/wordml" xmlns:wps="http://schemas.microsoft.com/office/word/2010/wordprocessingShape" mc:Ignorable="w14 w15 w16se w16cid w16 w16cex w16sdtdh w16sdtfl w16du wp14">
   <w:footnote w:type="separator" w:id="-1">
     <w:p>
       <w:pPr>
@@ -2289,7 +1736,7 @@
 </file>
 
 <file path=word/numbering.xml><?xml version="1.0" encoding="utf-8"?>
-<w:numbering xmlns:wpc="http://schemas.microsoft.com/office/word/2010/wordprocessingCanvas" xmlns:cx="http://schemas.microsoft.com/office/drawing/2014/chartex" xmlns:cx1="http://schemas.microsoft.com/office/drawing/2015/9/8/chartex" xmlns:cx2="http://schemas.microsoft.com/office/drawing/2015/10/21/chartex" xmlns:cx3="http://schemas.microsoft.com/office/drawing/2016/5/9/chartex" xmlns:cx4="http://schemas.microsoft.com/office/drawing/2016/5/10/chartex" xmlns:cx5="http://schemas.microsoft.com/office/drawing/2016/5/11/chartex" xmlns:cx6="http://schemas.microsoft.com/office/drawing/2016/5/12/chartex" xmlns:cx7="http://schemas.microsoft.com/office/drawing/2016/5/13/chartex" xmlns:cx8="http://schemas.microsoft.com/office/drawing/2016/5/14/chartex" xmlns:mc="http://schemas.openxmlformats.org/markup-compatibility/2006" xmlns:aink="http://schemas.microsoft.com/office/drawing/2016/ink" xmlns:am3d="http://schemas.microsoft.com/office/drawing/2017/model3d" xmlns:o="urn:schemas-microsoft-com:office:office" xmlns:r="http://schemas.openxmlformats.org/officeDocument/2006/relationships" xmlns:m="http://schemas.openxmlformats.org/officeDocument/2006/math" xmlns:v="urn:schemas-microsoft-com:vml" xmlns:wp14="http://schemas.microsoft.com/office/word/2010/wordprocessingDrawing" xmlns:wp="http://schemas.openxmlformats.org/drawingml/2006/wordprocessingDrawing" xmlns:w10="urn:schemas-microsoft-com:office:word" xmlns:w="http://schemas.openxmlformats.org/wordprocessingml/2006/main" xmlns:w14="http://schemas.microsoft.com/office/word/2010/wordml" xmlns:w15="http://schemas.microsoft.com/office/word/2012/wordml" xmlns:w16cex="http://schemas.microsoft.com/office/word/2018/wordml/cex" xmlns:w16cid="http://schemas.microsoft.com/office/word/2016/wordml/cid" xmlns:w16="http://schemas.microsoft.com/office/word/2018/wordml" xmlns:w16sdtdh="http://schemas.microsoft.com/office/word/2020/wordml/sdtdatahash" xmlns:w16se="http://schemas.microsoft.com/office/word/2015/wordml/symex" xmlns:wpg="http://schemas.microsoft.com/office/word/2010/wordprocessingGroup" xmlns:wpi="http://schemas.microsoft.com/office/word/2010/wordprocessingInk" xmlns:wne="http://schemas.microsoft.com/office/word/2006/wordml" xmlns:wps="http://schemas.microsoft.com/office/word/2010/wordprocessingShape" mc:Ignorable="w14 w15 w16se w16cid w16 w16cex w16sdtdh wp14">
+<w:numbering xmlns:wpc="http://schemas.microsoft.com/office/word/2010/wordprocessingCanvas" xmlns:cx="http://schemas.microsoft.com/office/drawing/2014/chartex" xmlns:cx1="http://schemas.microsoft.com/office/drawing/2015/9/8/chartex" xmlns:cx2="http://schemas.microsoft.com/office/drawing/2015/10/21/chartex" xmlns:cx3="http://schemas.microsoft.com/office/drawing/2016/5/9/chartex" xmlns:cx4="http://schemas.microsoft.com/office/drawing/2016/5/10/chartex" xmlns:cx5="http://schemas.microsoft.com/office/drawing/2016/5/11/chartex" xmlns:cx6="http://schemas.microsoft.com/office/drawing/2016/5/12/chartex" xmlns:cx7="http://schemas.microsoft.com/office/drawing/2016/5/13/chartex" xmlns:cx8="http://schemas.microsoft.com/office/drawing/2016/5/14/chartex" xmlns:mc="http://schemas.openxmlformats.org/markup-compatibility/2006" xmlns:aink="http://schemas.microsoft.com/office/drawing/2016/ink" xmlns:am3d="http://schemas.microsoft.com/office/drawing/2017/model3d" xmlns:o="urn:schemas-microsoft-com:office:office" xmlns:oel="http://schemas.microsoft.com/office/2019/extlst" xmlns:r="http://schemas.openxmlformats.org/officeDocument/2006/relationships" xmlns:m="http://schemas.openxmlformats.org/officeDocument/2006/math" xmlns:v="urn:schemas-microsoft-com:vml" xmlns:wp14="http://schemas.microsoft.com/office/word/2010/wordprocessingDrawing" xmlns:wp="http://schemas.openxmlformats.org/drawingml/2006/wordprocessingDrawing" xmlns:w10="urn:schemas-microsoft-com:office:word" xmlns:w="http://schemas.openxmlformats.org/wordprocessingml/2006/main" xmlns:w14="http://schemas.microsoft.com/office/word/2010/wordml" xmlns:w15="http://schemas.microsoft.com/office/word/2012/wordml" xmlns:w16cex="http://schemas.microsoft.com/office/word/2018/wordml/cex" xmlns:w16cid="http://schemas.microsoft.com/office/word/2016/wordml/cid" xmlns:w16="http://schemas.microsoft.com/office/word/2018/wordml" xmlns:w16du="http://schemas.microsoft.com/office/word/2023/wordml/word16du" xmlns:w16sdtdh="http://schemas.microsoft.com/office/word/2020/wordml/sdtdatahash" xmlns:w16sdtfl="http://schemas.microsoft.com/office/word/2024/wordml/sdtformatlock" xmlns:w16se="http://schemas.microsoft.com/office/word/2015/wordml/symex" xmlns:wpg="http://schemas.microsoft.com/office/word/2010/wordprocessingGroup" xmlns:wpi="http://schemas.microsoft.com/office/word/2010/wordprocessingInk" xmlns:wne="http://schemas.microsoft.com/office/word/2006/wordml" xmlns:wps="http://schemas.microsoft.com/office/word/2010/wordprocessingShape" mc:Ignorable="w14 w15 w16se w16cid w16 w16cex w16sdtdh w16sdtfl w16du wp14">
   <w:abstractNum w:abstractNumId="0" w15:restartNumberingAfterBreak="0">
     <w:nsid w:val="02A11C50"/>
     <w:multiLevelType w:val="hybridMultilevel"/>
@@ -5586,104 +5033,104 @@
       </w:rPr>
     </w:lvl>
   </w:abstractNum>
-  <w:num w:numId="1">
+  <w:num w:numId="1" w16cid:durableId="833761047">
     <w:abstractNumId w:val="23"/>
   </w:num>
-  <w:num w:numId="2">
+  <w:num w:numId="2" w16cid:durableId="1460681661">
     <w:abstractNumId w:val="7"/>
   </w:num>
-  <w:num w:numId="3">
+  <w:num w:numId="3" w16cid:durableId="2013097639">
     <w:abstractNumId w:val="0"/>
   </w:num>
-  <w:num w:numId="4">
+  <w:num w:numId="4" w16cid:durableId="904534447">
     <w:abstractNumId w:val="9"/>
   </w:num>
-  <w:num w:numId="5">
+  <w:num w:numId="5" w16cid:durableId="701637833">
     <w:abstractNumId w:val="18"/>
   </w:num>
-  <w:num w:numId="6">
+  <w:num w:numId="6" w16cid:durableId="894782960">
     <w:abstractNumId w:val="30"/>
   </w:num>
-  <w:num w:numId="7">
+  <w:num w:numId="7" w16cid:durableId="1657996072">
     <w:abstractNumId w:val="1"/>
   </w:num>
-  <w:num w:numId="8">
+  <w:num w:numId="8" w16cid:durableId="892227775">
     <w:abstractNumId w:val="21"/>
   </w:num>
-  <w:num w:numId="9">
+  <w:num w:numId="9" w16cid:durableId="1472557573">
     <w:abstractNumId w:val="22"/>
   </w:num>
-  <w:num w:numId="10">
+  <w:num w:numId="10" w16cid:durableId="2140952858">
     <w:abstractNumId w:val="8"/>
   </w:num>
-  <w:num w:numId="11">
+  <w:num w:numId="11" w16cid:durableId="1303584792">
     <w:abstractNumId w:val="4"/>
   </w:num>
-  <w:num w:numId="12">
+  <w:num w:numId="12" w16cid:durableId="600528757">
     <w:abstractNumId w:val="11"/>
   </w:num>
-  <w:num w:numId="13">
+  <w:num w:numId="13" w16cid:durableId="472866344">
     <w:abstractNumId w:val="6"/>
   </w:num>
-  <w:num w:numId="14">
+  <w:num w:numId="14" w16cid:durableId="457069398">
     <w:abstractNumId w:val="28"/>
   </w:num>
-  <w:num w:numId="15">
+  <w:num w:numId="15" w16cid:durableId="452214688">
     <w:abstractNumId w:val="27"/>
   </w:num>
-  <w:num w:numId="16">
+  <w:num w:numId="16" w16cid:durableId="1581209157">
     <w:abstractNumId w:val="20"/>
   </w:num>
-  <w:num w:numId="17">
+  <w:num w:numId="17" w16cid:durableId="1661807136">
     <w:abstractNumId w:val="2"/>
   </w:num>
-  <w:num w:numId="18">
+  <w:num w:numId="18" w16cid:durableId="512769838">
     <w:abstractNumId w:val="25"/>
   </w:num>
-  <w:num w:numId="19">
+  <w:num w:numId="19" w16cid:durableId="998654271">
     <w:abstractNumId w:val="13"/>
   </w:num>
-  <w:num w:numId="20">
+  <w:num w:numId="20" w16cid:durableId="820388213">
     <w:abstractNumId w:val="16"/>
   </w:num>
-  <w:num w:numId="21">
+  <w:num w:numId="21" w16cid:durableId="365376219">
     <w:abstractNumId w:val="14"/>
   </w:num>
-  <w:num w:numId="22">
+  <w:num w:numId="22" w16cid:durableId="1086028831">
     <w:abstractNumId w:val="3"/>
   </w:num>
-  <w:num w:numId="23">
+  <w:num w:numId="23" w16cid:durableId="1917662338">
     <w:abstractNumId w:val="26"/>
   </w:num>
-  <w:num w:numId="24">
+  <w:num w:numId="24" w16cid:durableId="21830487">
     <w:abstractNumId w:val="24"/>
   </w:num>
-  <w:num w:numId="25">
+  <w:num w:numId="25" w16cid:durableId="1279528963">
     <w:abstractNumId w:val="10"/>
   </w:num>
-  <w:num w:numId="26">
+  <w:num w:numId="26" w16cid:durableId="483356492">
     <w:abstractNumId w:val="29"/>
   </w:num>
-  <w:num w:numId="27">
+  <w:num w:numId="27" w16cid:durableId="1207910872">
     <w:abstractNumId w:val="15"/>
   </w:num>
-  <w:num w:numId="28">
+  <w:num w:numId="28" w16cid:durableId="1244873085">
     <w:abstractNumId w:val="12"/>
   </w:num>
-  <w:num w:numId="29">
+  <w:num w:numId="29" w16cid:durableId="936908852">
     <w:abstractNumId w:val="5"/>
   </w:num>
-  <w:num w:numId="30">
+  <w:num w:numId="30" w16cid:durableId="1273438587">
     <w:abstractNumId w:val="17"/>
   </w:num>
-  <w:num w:numId="31">
+  <w:num w:numId="31" w16cid:durableId="1930769104">
     <w:abstractNumId w:val="19"/>
   </w:num>
 </w:numbering>
 </file>
 
 <file path=word/styles.xml><?xml version="1.0" encoding="utf-8"?>
-<w:styles xmlns:mc="http://schemas.openxmlformats.org/markup-compatibility/2006" xmlns:r="http://schemas.openxmlformats.org/officeDocument/2006/relationships" xmlns:w="http://schemas.openxmlformats.org/wordprocessingml/2006/main" xmlns:w14="http://schemas.microsoft.com/office/word/2010/wordml" xmlns:w15="http://schemas.microsoft.com/office/word/2012/wordml" xmlns:w16cex="http://schemas.microsoft.com/office/word/2018/wordml/cex" xmlns:w16cid="http://schemas.microsoft.com/office/word/2016/wordml/cid" xmlns:w16="http://schemas.microsoft.com/office/word/2018/wordml" xmlns:w16sdtdh="http://schemas.microsoft.com/office/word/2020/wordml/sdtdatahash" xmlns:w16se="http://schemas.microsoft.com/office/word/2015/wordml/symex" mc:Ignorable="w14 w15 w16se w16cid w16 w16cex w16sdtdh">
+<w:styles xmlns:mc="http://schemas.openxmlformats.org/markup-compatibility/2006" xmlns:r="http://schemas.openxmlformats.org/officeDocument/2006/relationships" xmlns:w="http://schemas.openxmlformats.org/wordprocessingml/2006/main" xmlns:w14="http://schemas.microsoft.com/office/word/2010/wordml" xmlns:w15="http://schemas.microsoft.com/office/word/2012/wordml" xmlns:w16cex="http://schemas.microsoft.com/office/word/2018/wordml/cex" xmlns:w16cid="http://schemas.microsoft.com/office/word/2016/wordml/cid" xmlns:w16="http://schemas.microsoft.com/office/word/2018/wordml" xmlns:w16du="http://schemas.microsoft.com/office/word/2023/wordml/word16du" xmlns:w16sdtdh="http://schemas.microsoft.com/office/word/2020/wordml/sdtdatahash" xmlns:w16sdtfl="http://schemas.microsoft.com/office/word/2024/wordml/sdtformatlock" xmlns:w16se="http://schemas.microsoft.com/office/word/2015/wordml/symex" mc:Ignorable="w14 w15 w16se w16cid w16 w16cex w16sdtdh w16sdtfl w16du">
   <w:docDefaults>
     <w:rPrDefault>
       <w:rPr>
